--- a/rapports/2026-06-06/EQ35/EQ35_enq3_v2/DR_021204020031/41-90-10-62.docx
+++ b/rapports/2026-06-06/EQ35/EQ35_enq3_v2/DR_021204020031/41-90-10-62.docx
@@ -297,7 +297,7 @@
           <w:color w:val="1F6FEB"/>
           <w:sz w:val="22"/>
         </w:rPr>
-        <w:t>⚠ INCOHÉRENCES À CORRIGER (59)</w:t>
+        <w:t>⚠ INCOHÉRENCES À CORRIGER (56)</w:t>
       </w:r>
     </w:p>
     <w:tbl>
@@ -1084,7 +1084,7 @@
                 <w:color w:val="16A34A"/>
                 <w:sz w:val="16"/>
               </w:rPr>
-              <w:t>—</w:t>
+              <w:t>s01q32, s01q36, s01q38, s04q37_modif, s02q33, s02q34, s01q00b</w:t>
             </w:r>
           </w:p>
         </w:tc>
@@ -1115,7 +1115,7 @@
                 <w:i w:val="0"/>
                 <w:sz w:val="17"/>
               </w:rPr>
-              <w:t>Incohérence!!! seulement les écoles privées paient les frais de scolarité (y compris les frais d'inscription).</w:t>
+              <w:t>Peu probable!!! Vu l'âge (14 ans) de GABRIEL DJIBA ou l'année à laquelle GABRIEL DJIBA a fréquenté l'école pour la dernière fois (.) le dernier diplome de GABRIEL DJIBA ne peut être le Certificat d'études primaires (CEP), prière de corriger cette incohérence ou confirmer avec le QG.</w:t>
             </w:r>
           </w:p>
         </w:tc>
@@ -1148,7 +1148,7 @@
                 <w:i w:val="0"/>
                 <w:sz w:val="16"/>
               </w:rPr>
-              <w:t>S02</w:t>
+              <w:t>S07</w:t>
               <w:br/>
             </w:r>
             <w:r>
@@ -1158,7 +1158,7 @@
                 <w:color w:val="64748B"/>
                 <w:sz w:val="14"/>
               </w:rPr>
-              <w:t>Éducation</w:t>
+              <w:t>Consommation alimentaire</w:t>
             </w:r>
           </w:p>
         </w:tc>
@@ -1174,7 +1174,7 @@
                 <w:color w:val="16A34A"/>
                 <w:sz w:val="16"/>
               </w:rPr>
-              <w:t>s01q32, s01q36, s01q38, s04q37_modif, s02q33, s02q34, s01q00b</w:t>
+              <w:t>s01q28, s01q29, s01q30, s02q01__1, s02q02__1, s02q03__1, s02q15, s03q18</w:t>
             </w:r>
           </w:p>
         </w:tc>
@@ -1205,7 +1205,7 @@
                 <w:i w:val="0"/>
                 <w:sz w:val="17"/>
               </w:rPr>
-              <w:t>Peu probable!!! Vu l'âge (14 ans) de GABRIEL DJIBA ou l'année à laquelle GABRIEL DJIBA a fréquenté l'école pour la dernière fois (.) le dernier diplome de GABRIEL DJIBA ne peut être le Certificat d'études primaires (CEP), prière de corriger cette incohérence ou confirmer avec le QG.</w:t>
+              <w:t>Avertissement!! Les quantités du Thé soluble ou infusion consommées en Sachets industriel semble incoherent car les ménages consomment géneralement en sachet ou en paquet, prière de corriger ou confirmer avec le QG.</w:t>
             </w:r>
           </w:p>
         </w:tc>
@@ -1238,7 +1238,7 @@
                 <w:i w:val="0"/>
                 <w:sz w:val="16"/>
               </w:rPr>
-              <w:t>S07</w:t>
+              <w:t>S16</w:t>
               <w:br/>
             </w:r>
             <w:r>
@@ -1248,7 +1248,7 @@
                 <w:color w:val="64748B"/>
                 <w:sz w:val="14"/>
               </w:rPr>
-              <w:t>Consommation alimentaire</w:t>
+              <w:t>Agriculture</w:t>
             </w:r>
           </w:p>
         </w:tc>
@@ -1264,7 +1264,7 @@
                 <w:color w:val="16A34A"/>
                 <w:sz w:val="16"/>
               </w:rPr>
-              <w:t>s01q28, s01q29, s01q30, s02q01__1, s02q02__1, s02q03__1, s02q15, s03q18</w:t>
+              <w:t>s16dq05a, s16dq05c</w:t>
             </w:r>
           </w:p>
         </w:tc>
@@ -1295,7 +1295,7 @@
                 <w:i w:val="0"/>
                 <w:sz w:val="17"/>
               </w:rPr>
-              <w:t>Avertissement!! Les quantités du Thé soluble ou infusion consommées en Sachets industriel semble incoherent car les ménages consomment géneralement en sachet ou en paquet, prière de corriger ou confirmer avec le QG.</w:t>
+              <w:t>La quantité de s16dq05a estimée en Kg est incohérente avec la prise dans la question s16dq05c, prière de bien estimer et mettre la valeur exacte.</w:t>
             </w:r>
           </w:p>
         </w:tc>
@@ -1328,7 +1328,7 @@
                 <w:i w:val="0"/>
                 <w:sz w:val="16"/>
               </w:rPr>
-              <w:t>S16</w:t>
+              <w:t>S20</w:t>
               <w:br/>
             </w:r>
             <w:r>
@@ -1338,7 +1338,7 @@
                 <w:color w:val="64748B"/>
                 <w:sz w:val="14"/>
               </w:rPr>
-              <w:t>Agriculture</w:t>
+              <w:t>Gouvernance / autres</w:t>
             </w:r>
           </w:p>
         </w:tc>
@@ -1354,7 +1354,7 @@
                 <w:color w:val="16A34A"/>
                 <w:sz w:val="16"/>
               </w:rPr>
-              <w:t>s16dq05a, s16dq05c</w:t>
+              <w:t>—</w:t>
             </w:r>
           </w:p>
         </w:tc>
@@ -1385,7 +1385,7 @@
                 <w:i w:val="0"/>
                 <w:sz w:val="17"/>
               </w:rPr>
-              <w:t>La quantité de s16dq05a estimée en Kg est incohérente avec la prise dans la question s16dq05c, prière de bien estimer et mettre la valeur exacte.</w:t>
+              <w:t>Incohérence détectée ! Le ménage a précédemment déclaré vivre « Bien » ou « Assez bien » selon son revenu en 20A.02.</w:t>
             </w:r>
           </w:p>
         </w:tc>
@@ -1400,10 +1400,10 @@
               <w:rPr>
                 <w:b/>
                 <w:i w:val="0"/>
-                <w:color w:val="DC2626"/>
+                <w:color w:val="EA580C"/>
                 <w:sz w:val="16"/>
               </w:rPr>
-              <w:t>Haute</w:t>
+              <w:t>Moyenne</w:t>
             </w:r>
           </w:p>
         </w:tc>
@@ -1418,7 +1418,7 @@
                 <w:i w:val="0"/>
                 <w:sz w:val="16"/>
               </w:rPr>
-              <w:t>S20</w:t>
+              <w:t>S00</w:t>
               <w:br/>
             </w:r>
             <w:r>
@@ -1428,7 +1428,7 @@
                 <w:color w:val="64748B"/>
                 <w:sz w:val="14"/>
               </w:rPr>
-              <w:t>Gouvernance / autres</w:t>
+              <w:t>Identification</w:t>
             </w:r>
           </w:p>
         </w:tc>
@@ -1444,7 +1444,7 @@
                 <w:color w:val="16A34A"/>
                 <w:sz w:val="16"/>
               </w:rPr>
-              <w:t>—</w:t>
+              <w:t>s00q27</w:t>
             </w:r>
           </w:p>
         </w:tc>
@@ -1475,7 +1475,7 @@
                 <w:i w:val="0"/>
                 <w:sz w:val="17"/>
               </w:rPr>
-              <w:t>Incohérence détectée ! Le ménage a précédemment déclaré vivre « Bien » ou « Assez bien » selon son revenu en 20A.02.</w:t>
+              <w:t>Le questionnaire semble ne pas être complètement fini mais le questionnaire est en statut complet, prière de compléter le questionnaire.</w:t>
             </w:r>
           </w:p>
         </w:tc>
@@ -1534,7 +1534,7 @@
                 <w:color w:val="16A34A"/>
                 <w:sz w:val="16"/>
               </w:rPr>
-              <w:t>s00q27</w:t>
+              <w:t>—</w:t>
             </w:r>
           </w:p>
         </w:tc>
@@ -1565,7 +1565,7 @@
                 <w:i w:val="0"/>
                 <w:sz w:val="17"/>
               </w:rPr>
-              <w:t>Le questionnaire semble ne pas être complètement fini mais le questionnaire est en statut complet, prière de compléter le questionnaire.</w:t>
+              <w:t>L'adresse ou la localisation du ménage doit être bien renseignée, ne doit pas contenir des numéros de téléphone et elle semble courte pour être une adresse.</w:t>
             </w:r>
           </w:p>
         </w:tc>
@@ -1655,7 +1655,7 @@
                 <w:i w:val="0"/>
                 <w:sz w:val="17"/>
               </w:rPr>
-              <w:t>L'adresse ou la localisation du ménage doit être bien renseignée, ne doit pas contenir des numéros de téléphone et elle semble courte pour être une adresse.</w:t>
+              <w:t>Prière de renseigner la bonne adresse.</w:t>
             </w:r>
           </w:p>
         </w:tc>
@@ -1688,7 +1688,7 @@
                 <w:i w:val="0"/>
                 <w:sz w:val="16"/>
               </w:rPr>
-              <w:t>S00</w:t>
+              <w:t>S01</w:t>
               <w:br/>
             </w:r>
             <w:r>
@@ -1698,7 +1698,7 @@
                 <w:color w:val="64748B"/>
                 <w:sz w:val="14"/>
               </w:rPr>
-              <w:t>Identification</w:t>
+              <w:t>Démographie</w:t>
             </w:r>
           </w:p>
         </w:tc>
@@ -1745,277 +1745,7 @@
                 <w:i w:val="0"/>
                 <w:sz w:val="17"/>
               </w:rPr>
-              <w:t>Prière de renseigner la bonne adresse.</w:t>
-            </w:r>
-          </w:p>
-        </w:tc>
-      </w:tr>
-      <w:tr>
-        <w:tc>
-          <w:tcPr>
-            <w:tcW w:type="dxa" w:w="964"/>
-          </w:tcPr>
-          <w:p>
-            <w:r>
-              <w:rPr>
-                <w:b/>
-                <w:i w:val="0"/>
-                <w:color w:val="EA580C"/>
-                <w:sz w:val="16"/>
-              </w:rPr>
-              <w:t>Moyenne</w:t>
-            </w:r>
-          </w:p>
-        </w:tc>
-        <w:tc>
-          <w:tcPr>
-            <w:tcW w:type="dxa" w:w="1247"/>
-          </w:tcPr>
-          <w:p>
-            <w:r>
-              <w:rPr>
-                <w:b/>
-                <w:i w:val="0"/>
-                <w:sz w:val="16"/>
-              </w:rPr>
-              <w:t>S01</w:t>
-              <w:br/>
-            </w:r>
-            <w:r>
-              <w:rPr>
-                <w:b w:val="0"/>
-                <w:i w:val="0"/>
-                <w:color w:val="64748B"/>
-                <w:sz w:val="14"/>
-              </w:rPr>
-              <w:t>Démographie</w:t>
-            </w:r>
-          </w:p>
-        </w:tc>
-        <w:tc>
-          <w:tcPr>
-            <w:tcW w:type="dxa" w:w="1531"/>
-          </w:tcPr>
-          <w:p>
-            <w:r>
-              <w:rPr>
-                <w:b/>
-                <w:i w:val="0"/>
-                <w:color w:val="16A34A"/>
-                <w:sz w:val="16"/>
-              </w:rPr>
-              <w:t>—</w:t>
-            </w:r>
-          </w:p>
-        </w:tc>
-        <w:tc>
-          <w:tcPr>
-            <w:tcW w:type="dxa" w:w="1191"/>
-          </w:tcPr>
-          <w:p>
-            <w:r>
-              <w:rPr>
-                <w:b w:val="0"/>
-                <w:i w:val="0"/>
-                <w:color w:val="64748B"/>
-                <w:sz w:val="16"/>
-              </w:rPr>
-              <w:t>GT-CQ</w:t>
-            </w:r>
-          </w:p>
-        </w:tc>
-        <w:tc>
-          <w:tcPr>
-            <w:tcW w:type="dxa" w:w="4706"/>
-          </w:tcPr>
-          <w:p>
-            <w:r>
-              <w:rPr>
-                <w:b w:val="0"/>
-                <w:i w:val="0"/>
-                <w:sz w:val="17"/>
-              </w:rPr>
               <w:t>Prière de verifier l'information donnée par GABRIEL DJIBA ou corriger au niveau de la section 1.</w:t>
-            </w:r>
-          </w:p>
-        </w:tc>
-      </w:tr>
-      <w:tr>
-        <w:tc>
-          <w:tcPr>
-            <w:tcW w:type="dxa" w:w="964"/>
-          </w:tcPr>
-          <w:p>
-            <w:r>
-              <w:rPr>
-                <w:b/>
-                <w:i w:val="0"/>
-                <w:color w:val="EA580C"/>
-                <w:sz w:val="16"/>
-              </w:rPr>
-              <w:t>Moyenne</w:t>
-            </w:r>
-          </w:p>
-        </w:tc>
-        <w:tc>
-          <w:tcPr>
-            <w:tcW w:type="dxa" w:w="1247"/>
-          </w:tcPr>
-          <w:p>
-            <w:r>
-              <w:rPr>
-                <w:b/>
-                <w:i w:val="0"/>
-                <w:sz w:val="16"/>
-              </w:rPr>
-              <w:t>S01</w:t>
-              <w:br/>
-            </w:r>
-            <w:r>
-              <w:rPr>
-                <w:b w:val="0"/>
-                <w:i w:val="0"/>
-                <w:color w:val="64748B"/>
-                <w:sz w:val="14"/>
-              </w:rPr>
-              <w:t>Démographie</w:t>
-            </w:r>
-          </w:p>
-        </w:tc>
-        <w:tc>
-          <w:tcPr>
-            <w:tcW w:type="dxa" w:w="1531"/>
-          </w:tcPr>
-          <w:p>
-            <w:r>
-              <w:rPr>
-                <w:b/>
-                <w:i w:val="0"/>
-                <w:color w:val="16A34A"/>
-                <w:sz w:val="16"/>
-              </w:rPr>
-              <w:t>s00q27, s01q03a, s01q03b, s01q03c, s01q00b</w:t>
-            </w:r>
-          </w:p>
-        </w:tc>
-        <w:tc>
-          <w:tcPr>
-            <w:tcW w:type="dxa" w:w="1191"/>
-          </w:tcPr>
-          <w:p>
-            <w:r>
-              <w:rPr>
-                <w:b w:val="0"/>
-                <w:i w:val="0"/>
-                <w:color w:val="64748B"/>
-                <w:sz w:val="16"/>
-              </w:rPr>
-              <w:t>GT-CQ</w:t>
-            </w:r>
-          </w:p>
-        </w:tc>
-        <w:tc>
-          <w:tcPr>
-            <w:tcW w:type="dxa" w:w="4706"/>
-          </w:tcPr>
-          <w:p>
-            <w:r>
-              <w:rPr>
-                <w:b w:val="0"/>
-                <w:i w:val="0"/>
-                <w:sz w:val="17"/>
-              </w:rPr>
-              <w:t>Les informations sur l'acte de naissance (ni Jours, ni mois et ni années) de  VERRO DIATTA (BELLE MERE)  manquent, s'il vous plait pouvez-vous fournir d'effort pour avoir ces informations.</w:t>
-            </w:r>
-          </w:p>
-        </w:tc>
-      </w:tr>
-      <w:tr>
-        <w:tc>
-          <w:tcPr>
-            <w:tcW w:type="dxa" w:w="964"/>
-          </w:tcPr>
-          <w:p>
-            <w:r>
-              <w:rPr>
-                <w:b/>
-                <w:i w:val="0"/>
-                <w:color w:val="EA580C"/>
-                <w:sz w:val="16"/>
-              </w:rPr>
-              <w:t>Moyenne</w:t>
-            </w:r>
-          </w:p>
-        </w:tc>
-        <w:tc>
-          <w:tcPr>
-            <w:tcW w:type="dxa" w:w="1247"/>
-          </w:tcPr>
-          <w:p>
-            <w:r>
-              <w:rPr>
-                <w:b/>
-                <w:i w:val="0"/>
-                <w:sz w:val="16"/>
-              </w:rPr>
-              <w:t>S02</w:t>
-              <w:br/>
-            </w:r>
-            <w:r>
-              <w:rPr>
-                <w:b w:val="0"/>
-                <w:i w:val="0"/>
-                <w:color w:val="64748B"/>
-                <w:sz w:val="14"/>
-              </w:rPr>
-              <w:t>Éducation</w:t>
-            </w:r>
-          </w:p>
-        </w:tc>
-        <w:tc>
-          <w:tcPr>
-            <w:tcW w:type="dxa" w:w="1531"/>
-          </w:tcPr>
-          <w:p>
-            <w:r>
-              <w:rPr>
-                <w:b/>
-                <w:i w:val="0"/>
-                <w:color w:val="16A34A"/>
-                <w:sz w:val="16"/>
-              </w:rPr>
-              <w:t>—</w:t>
-            </w:r>
-          </w:p>
-        </w:tc>
-        <w:tc>
-          <w:tcPr>
-            <w:tcW w:type="dxa" w:w="1191"/>
-          </w:tcPr>
-          <w:p>
-            <w:r>
-              <w:rPr>
-                <w:b w:val="0"/>
-                <w:i w:val="0"/>
-                <w:color w:val="64748B"/>
-                <w:sz w:val="16"/>
-              </w:rPr>
-              <w:t>GT-CQ</w:t>
-            </w:r>
-          </w:p>
-        </w:tc>
-        <w:tc>
-          <w:tcPr>
-            <w:tcW w:type="dxa" w:w="4706"/>
-          </w:tcPr>
-          <w:p>
-            <w:r>
-              <w:rPr>
-                <w:b w:val="0"/>
-                <w:i w:val="0"/>
-                <w:sz w:val="17"/>
-              </w:rPr>
-              <w:t>veuillez, s'il vous plait, confirmer les frais de scolarité ( 7500 FCFA) payée de GABRIEL DJIBA avec le QG ou apporter les corrections nécessaires.</w:t>
             </w:r>
           </w:p>
         </w:tc>
